--- a/ypalle_resume_latest.docx
+++ b/ypalle_resume_latest.docx
@@ -221,6 +221,25 @@
         </w:rPr>
         <w:t>kumaryeswanth11@gmail.com</w:t>
       </w:r>
+    </w:p>
+    <w:p>
+      <w:pPr>
+        <w:spacing w:before="40" w:line="340" w:lineRule="atLeast"/>
+        <w:jc w:val="center"/>
+        <w:rPr>
+          <w:rStyle w:val="span"/>
+          <w:sz w:val="22"/>
+          <w:szCs w:val="22"/>
+        </w:rPr>
+      </w:pPr>
+      <w:r>
+        <w:rPr>
+          <w:rStyle w:val="span"/>
+          <w:sz w:val="22"/>
+          <w:szCs w:val="22"/>
+        </w:rPr>
+        <w:t>linkedin.com/in/yeswanth-palle-b98b04143</w:t>
+      </w:r>
       <w:r>
         <w:rPr>
           <w:rStyle w:val="documentbullet"/>
@@ -235,14 +254,7 @@
           <w:sz w:val="22"/>
           <w:szCs w:val="22"/>
         </w:rPr>
-        <w:t>linkedin.com/in/yeswanth-palle-b98b04143</w:t>
-      </w:r>
-      <w:r>
-        <w:rPr>
-          <w:sz w:val="22"/>
-          <w:szCs w:val="22"/>
-        </w:rPr>
-        <w:t xml:space="preserve"> </w:t>
+        <w:t>ypalle-dev.github.io/ypalle-profile</w:t>
       </w:r>
     </w:p>
     <w:p>
